--- a/PropuestaProyecto/Cuestionario_Consultorio.docx
+++ b/PropuestaProyecto/Cuestionario_Consultorio.docx
@@ -1,6 +1,6 @@
 
 <file path=word/document.xml><?xml version="1.0" encoding="utf-8"?>
-<w:document xmlns:wpc="http://schemas.microsoft.com/office/word/2010/wordprocessingCanvas" xmlns:cx="http://schemas.microsoft.com/office/drawing/2014/chartex" xmlns:cx1="http://schemas.microsoft.com/office/drawing/2015/9/8/chartex" xmlns:cx2="http://schemas.microsoft.com/office/drawing/2015/10/21/chartex" xmlns:cx3="http://schemas.microsoft.com/office/drawing/2016/5/9/chartex" xmlns:cx4="http://schemas.microsoft.com/office/drawing/2016/5/10/chartex" xmlns:cx5="http://schemas.microsoft.com/office/drawing/2016/5/11/chartex" xmlns:cx6="http://schemas.microsoft.com/office/drawing/2016/5/12/chartex" xmlns:cx7="http://schemas.microsoft.com/office/drawing/2016/5/13/chartex" xmlns:cx8="http://schemas.microsoft.com/office/drawing/2016/5/14/chartex" xmlns:mc="http://schemas.openxmlformats.org/markup-compatibility/2006" xmlns:aink="http://schemas.microsoft.com/office/drawing/2016/ink" xmlns:am3d="http://schemas.microsoft.com/office/drawing/2017/model3d" xmlns:o="urn:schemas-microsoft-com:office:office" xmlns:r="http://schemas.openxmlformats.org/officeDocument/2006/relationships" xmlns:m="http://schemas.openxmlformats.org/officeDocument/2006/math" xmlns:v="urn:schemas-microsoft-com:vml" xmlns:wp14="http://schemas.microsoft.com/office/word/2010/wordprocessingDrawing" xmlns:wp="http://schemas.openxmlformats.org/drawingml/2006/wordprocessingDrawing" xmlns:w10="urn:schemas-microsoft-com:office:word" xmlns:w="http://schemas.openxmlformats.org/wordprocessingml/2006/main" xmlns:w14="http://schemas.microsoft.com/office/word/2010/wordml" xmlns:w15="http://schemas.microsoft.com/office/word/2012/wordml" xmlns:w16cid="http://schemas.microsoft.com/office/word/2016/wordml/cid" xmlns:w16se="http://schemas.microsoft.com/office/word/2015/wordml/symex" xmlns:wpg="http://schemas.microsoft.com/office/word/2010/wordprocessingGroup" xmlns:wpi="http://schemas.microsoft.com/office/word/2010/wordprocessingInk" xmlns:wne="http://schemas.microsoft.com/office/word/2006/wordml" xmlns:wps="http://schemas.microsoft.com/office/word/2010/wordprocessingShape" mc:Ignorable="w14 w15 w16se w16cid wp14">
+<w:document xmlns:wpc="http://schemas.microsoft.com/office/word/2010/wordprocessingCanvas" xmlns:cx="http://schemas.microsoft.com/office/drawing/2014/chartex" xmlns:cx1="http://schemas.microsoft.com/office/drawing/2015/9/8/chartex" xmlns:cx2="http://schemas.microsoft.com/office/drawing/2015/10/21/chartex" xmlns:cx3="http://schemas.microsoft.com/office/drawing/2016/5/9/chartex" xmlns:cx4="http://schemas.microsoft.com/office/drawing/2016/5/10/chartex" xmlns:cx5="http://schemas.microsoft.com/office/drawing/2016/5/11/chartex" xmlns:cx6="http://schemas.microsoft.com/office/drawing/2016/5/12/chartex" xmlns:cx7="http://schemas.microsoft.com/office/drawing/2016/5/13/chartex" xmlns:cx8="http://schemas.microsoft.com/office/drawing/2016/5/14/chartex" xmlns:mc="http://schemas.openxmlformats.org/markup-compatibility/2006" xmlns:aink="http://schemas.microsoft.com/office/drawing/2016/ink" xmlns:am3d="http://schemas.microsoft.com/office/drawing/2017/model3d" xmlns:o="urn:schemas-microsoft-com:office:office" xmlns:oel="http://schemas.microsoft.com/office/2019/extlst" xmlns:r="http://schemas.openxmlformats.org/officeDocument/2006/relationships" xmlns:m="http://schemas.openxmlformats.org/officeDocument/2006/math" xmlns:v="urn:schemas-microsoft-com:vml" xmlns:wp14="http://schemas.microsoft.com/office/word/2010/wordprocessingDrawing" xmlns:wp="http://schemas.openxmlformats.org/drawingml/2006/wordprocessingDrawing" xmlns:w10="urn:schemas-microsoft-com:office:word" xmlns:w="http://schemas.openxmlformats.org/wordprocessingml/2006/main" xmlns:w14="http://schemas.microsoft.com/office/word/2010/wordml" xmlns:w15="http://schemas.microsoft.com/office/word/2012/wordml" xmlns:w16cex="http://schemas.microsoft.com/office/word/2018/wordml/cex" xmlns:w16cid="http://schemas.microsoft.com/office/word/2016/wordml/cid" xmlns:w16="http://schemas.microsoft.com/office/word/2018/wordml" xmlns:w16sdtdh="http://schemas.microsoft.com/office/word/2020/wordml/sdtdatahash" xmlns:w16se="http://schemas.microsoft.com/office/word/2015/wordml/symex" xmlns:wpg="http://schemas.microsoft.com/office/word/2010/wordprocessingGroup" xmlns:wpi="http://schemas.microsoft.com/office/word/2010/wordprocessingInk" xmlns:wne="http://schemas.microsoft.com/office/word/2006/wordml" xmlns:wps="http://schemas.microsoft.com/office/word/2010/wordprocessingShape" mc:Ignorable="w14 w15 w16se w16cid w16 w16cex w16sdtdh wp14">
   <w:body>
     <w:p>
       <w:pPr>
@@ -25,40 +25,39 @@
           <w:szCs w:val="24"/>
           <w:lang w:eastAsia="es-MX"/>
         </w:rPr>
-        <w:t>Cuestionario</w:t>
-      </w:r>
-      <w:r>
-        <w:rPr>
-          <w:rFonts w:ascii="Arial" w:eastAsia="Times New Roman" w:hAnsi="Arial" w:cs="Arial"/>
-          <w:b/>
-          <w:bCs/>
-          <w:sz w:val="24"/>
-          <w:szCs w:val="24"/>
-          <w:lang w:eastAsia="es-MX"/>
-        </w:rPr>
-        <w:t xml:space="preserve"> </w:t>
-      </w:r>
-      <w:r>
-        <w:rPr>
-          <w:rFonts w:ascii="Arial" w:eastAsia="Times New Roman" w:hAnsi="Arial" w:cs="Arial"/>
-          <w:b/>
-          <w:bCs/>
-          <w:sz w:val="24"/>
-          <w:szCs w:val="24"/>
-          <w:lang w:eastAsia="es-MX"/>
-        </w:rPr>
-        <w:t>– Información para sistema de</w:t>
-      </w:r>
-      <w:r>
-        <w:rPr>
-          <w:rFonts w:ascii="Arial" w:eastAsia="Times New Roman" w:hAnsi="Arial" w:cs="Arial"/>
-          <w:b/>
-          <w:bCs/>
-          <w:sz w:val="24"/>
-          <w:szCs w:val="24"/>
-          <w:lang w:eastAsia="es-MX"/>
-        </w:rPr>
-        <w:t xml:space="preserve"> agendamiento de citas</w:t>
+        <w:t>Cuestionario – Información para sistema de agendamiento de citas</w:t>
+      </w:r>
+    </w:p>
+    <w:p>
+      <w:pPr>
+        <w:spacing w:before="100" w:beforeAutospacing="1" w:after="100" w:afterAutospacing="1" w:line="360" w:lineRule="auto"/>
+        <w:jc w:val="both"/>
+        <w:outlineLvl w:val="1"/>
+        <w:rPr>
+          <w:rFonts w:ascii="Arial" w:eastAsia="Times New Roman" w:hAnsi="Arial" w:cs="Arial"/>
+          <w:sz w:val="24"/>
+          <w:szCs w:val="24"/>
+          <w:lang w:eastAsia="es-MX"/>
+        </w:rPr>
+      </w:pPr>
+      <w:r>
+        <w:rPr>
+          <w:rFonts w:ascii="Arial" w:eastAsia="Times New Roman" w:hAnsi="Arial" w:cs="Arial"/>
+          <w:sz w:val="24"/>
+          <w:szCs w:val="24"/>
+          <w:lang w:eastAsia="es-MX"/>
+        </w:rPr>
+        <w:t>Objetivo</w:t>
+      </w:r>
+      <w:r>
+        <w:rPr>
+          <w:rFonts w:ascii="Arial" w:eastAsia="Times New Roman" w:hAnsi="Arial" w:cs="Arial"/>
+          <w:sz w:val="24"/>
+          <w:szCs w:val="24"/>
+          <w:lang w:eastAsia="es-MX"/>
+        </w:rPr>
+        <w:br/>
+        <w:t>Recabar información clave sobre la gestión actual de citas en el consultorio médico para diseñar una aplicación web que facilite y optimice el agendamiento de citas.</w:t>
       </w:r>
     </w:p>
     <w:p>
@@ -116,6 +115,70 @@
     <w:p>
       <w:pPr>
         <w:pStyle w:val="Prrafodelista"/>
+        <w:spacing w:before="100" w:beforeAutospacing="1" w:after="100" w:afterAutospacing="1" w:line="360" w:lineRule="auto"/>
+        <w:jc w:val="both"/>
+        <w:rPr>
+          <w:rFonts w:ascii="Arial" w:eastAsia="Times New Roman" w:hAnsi="Arial" w:cs="Arial"/>
+          <w:sz w:val="24"/>
+          <w:szCs w:val="24"/>
+          <w:lang w:eastAsia="es-MX"/>
+        </w:rPr>
+      </w:pPr>
+      <w:r>
+        <w:rPr>
+          <w:rFonts w:ascii="Arial" w:eastAsia="Times New Roman" w:hAnsi="Arial" w:cs="Arial"/>
+          <w:sz w:val="24"/>
+          <w:szCs w:val="24"/>
+          <w:lang w:eastAsia="es-MX"/>
+        </w:rPr>
+        <w:t>Medico Cirujano: Irving Saul Jaimes Macedo,</w:t>
+      </w:r>
+    </w:p>
+    <w:p>
+      <w:pPr>
+        <w:pStyle w:val="Prrafodelista"/>
+        <w:spacing w:before="100" w:beforeAutospacing="1" w:after="100" w:afterAutospacing="1" w:line="360" w:lineRule="auto"/>
+        <w:jc w:val="both"/>
+        <w:rPr>
+          <w:rFonts w:ascii="Arial" w:eastAsia="Times New Roman" w:hAnsi="Arial" w:cs="Arial"/>
+          <w:sz w:val="24"/>
+          <w:szCs w:val="24"/>
+          <w:lang w:eastAsia="es-MX"/>
+        </w:rPr>
+      </w:pPr>
+      <w:r>
+        <w:rPr>
+          <w:rFonts w:ascii="Arial" w:eastAsia="Times New Roman" w:hAnsi="Arial" w:cs="Arial"/>
+          <w:sz w:val="24"/>
+          <w:szCs w:val="24"/>
+          <w:lang w:eastAsia="es-MX"/>
+        </w:rPr>
+        <w:t xml:space="preserve">Especialidad: </w:t>
+      </w:r>
+      <w:proofErr w:type="spellStart"/>
+      <w:r>
+        <w:rPr>
+          <w:rFonts w:ascii="Arial" w:eastAsia="Times New Roman" w:hAnsi="Arial" w:cs="Arial"/>
+          <w:sz w:val="24"/>
+          <w:szCs w:val="24"/>
+          <w:lang w:eastAsia="es-MX"/>
+        </w:rPr>
+        <w:t>Estetica</w:t>
+      </w:r>
+      <w:proofErr w:type="spellEnd"/>
+      <w:r>
+        <w:rPr>
+          <w:rFonts w:ascii="Arial" w:eastAsia="Times New Roman" w:hAnsi="Arial" w:cs="Arial"/>
+          <w:sz w:val="24"/>
+          <w:szCs w:val="24"/>
+          <w:lang w:eastAsia="es-MX"/>
+        </w:rPr>
+        <w:t xml:space="preserve"> facial y corporal</w:t>
+      </w:r>
+    </w:p>
+    <w:p>
+      <w:pPr>
+        <w:pStyle w:val="Prrafodelista"/>
         <w:numPr>
           <w:ilvl w:val="0"/>
           <w:numId w:val="7"/>
@@ -142,6 +205,99 @@
     <w:p>
       <w:pPr>
         <w:pStyle w:val="Prrafodelista"/>
+        <w:rPr>
+          <w:rFonts w:ascii="Arial" w:eastAsia="Times New Roman" w:hAnsi="Arial" w:cs="Arial"/>
+          <w:sz w:val="24"/>
+          <w:szCs w:val="24"/>
+          <w:lang w:eastAsia="es-MX"/>
+        </w:rPr>
+      </w:pPr>
+      <w:r>
+        <w:rPr>
+          <w:rFonts w:ascii="Arial" w:eastAsia="Times New Roman" w:hAnsi="Arial" w:cs="Arial"/>
+          <w:sz w:val="24"/>
+          <w:szCs w:val="24"/>
+          <w:lang w:eastAsia="es-MX"/>
+        </w:rPr>
+        <w:t xml:space="preserve">Nombre: Medica </w:t>
+      </w:r>
+      <w:proofErr w:type="spellStart"/>
+      <w:r>
+        <w:rPr>
+          <w:rFonts w:ascii="Arial" w:eastAsia="Times New Roman" w:hAnsi="Arial" w:cs="Arial"/>
+          <w:sz w:val="24"/>
+          <w:szCs w:val="24"/>
+          <w:lang w:eastAsia="es-MX"/>
+        </w:rPr>
+        <w:t>Isor</w:t>
+      </w:r>
+      <w:proofErr w:type="spellEnd"/>
+      <w:r>
+        <w:rPr>
+          <w:rFonts w:ascii="Arial" w:eastAsia="Times New Roman" w:hAnsi="Arial" w:cs="Arial"/>
+          <w:sz w:val="24"/>
+          <w:szCs w:val="24"/>
+          <w:lang w:eastAsia="es-MX"/>
+        </w:rPr>
+        <w:br/>
+      </w:r>
+      <w:proofErr w:type="spellStart"/>
+      <w:r>
+        <w:rPr>
+          <w:rFonts w:ascii="Arial" w:eastAsia="Times New Roman" w:hAnsi="Arial" w:cs="Arial"/>
+          <w:sz w:val="24"/>
+          <w:szCs w:val="24"/>
+          <w:lang w:eastAsia="es-MX"/>
+        </w:rPr>
+        <w:t>Direccion</w:t>
+      </w:r>
+      <w:proofErr w:type="spellEnd"/>
+      <w:r>
+        <w:rPr>
+          <w:rFonts w:ascii="Arial" w:eastAsia="Times New Roman" w:hAnsi="Arial" w:cs="Arial"/>
+          <w:sz w:val="24"/>
+          <w:szCs w:val="24"/>
+          <w:lang w:eastAsia="es-MX"/>
+        </w:rPr>
+        <w:t xml:space="preserve">: De los planetas SN, Colonia del Sol 51400, Tejupilco de Hidalgo, </w:t>
+      </w:r>
+      <w:proofErr w:type="spellStart"/>
+      <w:r>
+        <w:rPr>
+          <w:rFonts w:ascii="Arial" w:eastAsia="Times New Roman" w:hAnsi="Arial" w:cs="Arial"/>
+          <w:sz w:val="24"/>
+          <w:szCs w:val="24"/>
+          <w:lang w:eastAsia="es-MX"/>
+        </w:rPr>
+        <w:t>Mexico</w:t>
+      </w:r>
+      <w:proofErr w:type="spellEnd"/>
+      <w:r>
+        <w:rPr>
+          <w:rFonts w:ascii="Arial" w:eastAsia="Times New Roman" w:hAnsi="Arial" w:cs="Arial"/>
+          <w:sz w:val="24"/>
+          <w:szCs w:val="24"/>
+          <w:lang w:eastAsia="es-MX"/>
+        </w:rPr>
+        <w:t>.</w:t>
+      </w:r>
+    </w:p>
+    <w:p>
+      <w:pPr>
+        <w:pStyle w:val="Prrafodelista"/>
+        <w:spacing w:before="100" w:beforeAutospacing="1" w:after="100" w:afterAutospacing="1" w:line="360" w:lineRule="auto"/>
+        <w:jc w:val="both"/>
+        <w:rPr>
+          <w:rFonts w:ascii="Arial" w:eastAsia="Times New Roman" w:hAnsi="Arial" w:cs="Arial"/>
+          <w:sz w:val="24"/>
+          <w:szCs w:val="24"/>
+          <w:lang w:eastAsia="es-MX"/>
+        </w:rPr>
+      </w:pPr>
+    </w:p>
+    <w:p>
+      <w:pPr>
+        <w:pStyle w:val="Prrafodelista"/>
         <w:numPr>
           <w:ilvl w:val="0"/>
           <w:numId w:val="7"/>
@@ -168,6 +324,28 @@
     <w:p>
       <w:pPr>
         <w:pStyle w:val="Prrafodelista"/>
+        <w:spacing w:before="100" w:beforeAutospacing="1" w:after="100" w:afterAutospacing="1" w:line="360" w:lineRule="auto"/>
+        <w:jc w:val="both"/>
+        <w:rPr>
+          <w:rFonts w:ascii="Arial" w:eastAsia="Times New Roman" w:hAnsi="Arial" w:cs="Arial"/>
+          <w:sz w:val="24"/>
+          <w:szCs w:val="24"/>
+          <w:lang w:eastAsia="es-MX"/>
+        </w:rPr>
+      </w:pPr>
+      <w:r>
+        <w:rPr>
+          <w:rFonts w:ascii="Arial" w:eastAsia="Times New Roman" w:hAnsi="Arial" w:cs="Arial"/>
+          <w:sz w:val="24"/>
+          <w:szCs w:val="24"/>
+          <w:lang w:eastAsia="es-MX"/>
+        </w:rPr>
+        <w:t>Lo mas habitual de lunes a viernes, de 8:00 am a 6:00 pm.</w:t>
+      </w:r>
+    </w:p>
+    <w:p>
+      <w:pPr>
+        <w:pStyle w:val="Prrafodelista"/>
         <w:numPr>
           <w:ilvl w:val="0"/>
           <w:numId w:val="7"/>
@@ -194,6 +372,59 @@
     <w:p>
       <w:pPr>
         <w:pStyle w:val="Prrafodelista"/>
+        <w:rPr>
+          <w:rFonts w:ascii="Arial" w:eastAsia="Times New Roman" w:hAnsi="Arial" w:cs="Arial"/>
+          <w:sz w:val="24"/>
+          <w:szCs w:val="24"/>
+          <w:lang w:eastAsia="es-MX"/>
+        </w:rPr>
+      </w:pPr>
+      <w:r>
+        <w:rPr>
+          <w:rFonts w:ascii="Arial" w:eastAsia="Times New Roman" w:hAnsi="Arial" w:cs="Arial"/>
+          <w:sz w:val="24"/>
+          <w:szCs w:val="24"/>
+          <w:lang w:eastAsia="es-MX"/>
+        </w:rPr>
+        <w:t xml:space="preserve">5 pacientes promedio, máximo 7 </w:t>
+      </w:r>
+      <w:proofErr w:type="spellStart"/>
+      <w:r>
+        <w:rPr>
+          <w:rFonts w:ascii="Arial" w:eastAsia="Times New Roman" w:hAnsi="Arial" w:cs="Arial"/>
+          <w:sz w:val="24"/>
+          <w:szCs w:val="24"/>
+          <w:lang w:eastAsia="es-MX"/>
+        </w:rPr>
+        <w:t>dias</w:t>
+      </w:r>
+      <w:proofErr w:type="spellEnd"/>
+      <w:r>
+        <w:rPr>
+          <w:rFonts w:ascii="Arial" w:eastAsia="Times New Roman" w:hAnsi="Arial" w:cs="Arial"/>
+          <w:sz w:val="24"/>
+          <w:szCs w:val="24"/>
+          <w:lang w:eastAsia="es-MX"/>
+        </w:rPr>
+        <w:t>.</w:t>
+      </w:r>
+    </w:p>
+    <w:p>
+      <w:pPr>
+        <w:pStyle w:val="Prrafodelista"/>
+        <w:spacing w:before="100" w:beforeAutospacing="1" w:after="100" w:afterAutospacing="1" w:line="360" w:lineRule="auto"/>
+        <w:jc w:val="both"/>
+        <w:rPr>
+          <w:rFonts w:ascii="Arial" w:eastAsia="Times New Roman" w:hAnsi="Arial" w:cs="Arial"/>
+          <w:sz w:val="24"/>
+          <w:szCs w:val="24"/>
+          <w:lang w:eastAsia="es-MX"/>
+        </w:rPr>
+      </w:pPr>
+    </w:p>
+    <w:p>
+      <w:pPr>
+        <w:pStyle w:val="Prrafodelista"/>
         <w:numPr>
           <w:ilvl w:val="0"/>
           <w:numId w:val="7"/>
@@ -216,6 +447,49 @@
         </w:rPr>
         <w:t>¿Hay pausas durante el día (por ejemplo, hora de comida)? Si es así, ¿en qué horarios?</w:t>
       </w:r>
+      <w:r>
+        <w:rPr>
+          <w:rFonts w:ascii="Arial" w:eastAsia="Times New Roman" w:hAnsi="Arial" w:cs="Arial"/>
+          <w:sz w:val="24"/>
+          <w:szCs w:val="24"/>
+          <w:lang w:eastAsia="es-MX"/>
+        </w:rPr>
+        <w:br/>
+        <w:t xml:space="preserve">normalmente no, solo cuando existen días con </w:t>
+      </w:r>
+      <w:proofErr w:type="spellStart"/>
+      <w:r>
+        <w:rPr>
+          <w:rFonts w:ascii="Arial" w:eastAsia="Times New Roman" w:hAnsi="Arial" w:cs="Arial"/>
+          <w:sz w:val="24"/>
+          <w:szCs w:val="24"/>
+          <w:lang w:eastAsia="es-MX"/>
+        </w:rPr>
+        <w:t>mas</w:t>
+      </w:r>
+      <w:proofErr w:type="spellEnd"/>
+      <w:r>
+        <w:rPr>
+          <w:rFonts w:ascii="Arial" w:eastAsia="Times New Roman" w:hAnsi="Arial" w:cs="Arial"/>
+          <w:sz w:val="24"/>
+          <w:szCs w:val="24"/>
+          <w:lang w:eastAsia="es-MX"/>
+        </w:rPr>
+        <w:t xml:space="preserve"> carga de trabajo.</w:t>
+      </w:r>
+    </w:p>
+    <w:p>
+      <w:pPr>
+        <w:pStyle w:val="Prrafodelista"/>
+        <w:spacing w:before="100" w:beforeAutospacing="1" w:after="100" w:afterAutospacing="1" w:line="360" w:lineRule="auto"/>
+        <w:jc w:val="both"/>
+        <w:rPr>
+          <w:rFonts w:ascii="Arial" w:eastAsia="Times New Roman" w:hAnsi="Arial" w:cs="Arial"/>
+          <w:sz w:val="24"/>
+          <w:szCs w:val="24"/>
+          <w:lang w:eastAsia="es-MX"/>
+        </w:rPr>
+      </w:pPr>
     </w:p>
     <w:p>
       <w:pPr>
@@ -246,6 +520,79 @@
     <w:p>
       <w:pPr>
         <w:pStyle w:val="Prrafodelista"/>
+        <w:rPr>
+          <w:rFonts w:ascii="Arial" w:eastAsia="Times New Roman" w:hAnsi="Arial" w:cs="Arial"/>
+          <w:sz w:val="24"/>
+          <w:szCs w:val="24"/>
+          <w:lang w:eastAsia="es-MX"/>
+        </w:rPr>
+      </w:pPr>
+      <w:r>
+        <w:rPr>
+          <w:rFonts w:ascii="Arial" w:eastAsia="Times New Roman" w:hAnsi="Arial" w:cs="Arial"/>
+          <w:sz w:val="24"/>
+          <w:szCs w:val="24"/>
+          <w:lang w:eastAsia="es-MX"/>
+        </w:rPr>
+        <w:t>Consulta de valoración: aproximadamente 20 minutos</w:t>
+      </w:r>
+      <w:r>
+        <w:rPr>
+          <w:rFonts w:ascii="Arial" w:eastAsia="Times New Roman" w:hAnsi="Arial" w:cs="Arial"/>
+          <w:sz w:val="24"/>
+          <w:szCs w:val="24"/>
+          <w:lang w:eastAsia="es-MX"/>
+        </w:rPr>
+        <w:br/>
+        <w:t>Procedimiento facial: de 30 a 40 minutos</w:t>
+      </w:r>
+      <w:r>
+        <w:rPr>
+          <w:rFonts w:ascii="Arial" w:eastAsia="Times New Roman" w:hAnsi="Arial" w:cs="Arial"/>
+          <w:sz w:val="24"/>
+          <w:szCs w:val="24"/>
+          <w:lang w:eastAsia="es-MX"/>
+        </w:rPr>
+        <w:br/>
+        <w:t xml:space="preserve">masaje </w:t>
+      </w:r>
+      <w:proofErr w:type="spellStart"/>
+      <w:r>
+        <w:rPr>
+          <w:rFonts w:ascii="Arial" w:eastAsia="Times New Roman" w:hAnsi="Arial" w:cs="Arial"/>
+          <w:sz w:val="24"/>
+          <w:szCs w:val="24"/>
+          <w:lang w:eastAsia="es-MX"/>
+        </w:rPr>
+        <w:t>Postquirurjico</w:t>
+      </w:r>
+      <w:proofErr w:type="spellEnd"/>
+      <w:r>
+        <w:rPr>
+          <w:rFonts w:ascii="Arial" w:eastAsia="Times New Roman" w:hAnsi="Arial" w:cs="Arial"/>
+          <w:sz w:val="24"/>
+          <w:szCs w:val="24"/>
+          <w:lang w:eastAsia="es-MX"/>
+        </w:rPr>
+        <w:t>: de 1 hora y 40 minutos aproximadamente</w:t>
+      </w:r>
+    </w:p>
+    <w:p>
+      <w:pPr>
+        <w:pStyle w:val="Prrafodelista"/>
+        <w:spacing w:before="100" w:beforeAutospacing="1" w:after="100" w:afterAutospacing="1" w:line="360" w:lineRule="auto"/>
+        <w:jc w:val="both"/>
+        <w:rPr>
+          <w:rFonts w:ascii="Arial" w:eastAsia="Times New Roman" w:hAnsi="Arial" w:cs="Arial"/>
+          <w:sz w:val="24"/>
+          <w:szCs w:val="24"/>
+          <w:lang w:eastAsia="es-MX"/>
+        </w:rPr>
+      </w:pPr>
+    </w:p>
+    <w:p>
+      <w:pPr>
+        <w:pStyle w:val="Prrafodelista"/>
         <w:numPr>
           <w:ilvl w:val="0"/>
           <w:numId w:val="7"/>
@@ -272,6 +619,73 @@
     <w:p>
       <w:pPr>
         <w:pStyle w:val="Prrafodelista"/>
+        <w:spacing w:before="100" w:beforeAutospacing="1" w:after="100" w:afterAutospacing="1" w:line="360" w:lineRule="auto"/>
+        <w:jc w:val="both"/>
+        <w:rPr>
+          <w:rFonts w:ascii="Arial" w:eastAsia="Times New Roman" w:hAnsi="Arial" w:cs="Arial"/>
+          <w:sz w:val="24"/>
+          <w:szCs w:val="24"/>
+          <w:lang w:eastAsia="es-MX"/>
+        </w:rPr>
+      </w:pPr>
+      <w:proofErr w:type="spellStart"/>
+      <w:r>
+        <w:rPr>
+          <w:rFonts w:ascii="Arial" w:eastAsia="Times New Roman" w:hAnsi="Arial" w:cs="Arial"/>
+          <w:sz w:val="24"/>
+          <w:szCs w:val="24"/>
+          <w:lang w:eastAsia="es-MX"/>
+        </w:rPr>
+        <w:lastRenderedPageBreak/>
+        <w:t>Via</w:t>
+      </w:r>
+      <w:proofErr w:type="spellEnd"/>
+      <w:r>
+        <w:rPr>
+          <w:rFonts w:ascii="Arial" w:eastAsia="Times New Roman" w:hAnsi="Arial" w:cs="Arial"/>
+          <w:sz w:val="24"/>
+          <w:szCs w:val="24"/>
+          <w:lang w:eastAsia="es-MX"/>
+        </w:rPr>
+        <w:t xml:space="preserve"> presencial normalmente, y en ocasiones llamadas telefónicas, y en otros casos Facebook o </w:t>
+      </w:r>
+      <w:proofErr w:type="spellStart"/>
+      <w:r>
+        <w:rPr>
+          <w:rFonts w:ascii="Arial" w:eastAsia="Times New Roman" w:hAnsi="Arial" w:cs="Arial"/>
+          <w:sz w:val="24"/>
+          <w:szCs w:val="24"/>
+          <w:lang w:eastAsia="es-MX"/>
+        </w:rPr>
+        <w:t>instagram</w:t>
+      </w:r>
+      <w:proofErr w:type="spellEnd"/>
+      <w:r>
+        <w:rPr>
+          <w:rFonts w:ascii="Arial" w:eastAsia="Times New Roman" w:hAnsi="Arial" w:cs="Arial"/>
+          <w:sz w:val="24"/>
+          <w:szCs w:val="24"/>
+          <w:lang w:eastAsia="es-MX"/>
+        </w:rPr>
+        <w:t>.</w:t>
+      </w:r>
+    </w:p>
+    <w:p>
+      <w:pPr>
+        <w:pStyle w:val="Prrafodelista"/>
+        <w:spacing w:before="100" w:beforeAutospacing="1" w:after="100" w:afterAutospacing="1" w:line="360" w:lineRule="auto"/>
+        <w:jc w:val="both"/>
+        <w:rPr>
+          <w:rFonts w:ascii="Arial" w:eastAsia="Times New Roman" w:hAnsi="Arial" w:cs="Arial"/>
+          <w:sz w:val="24"/>
+          <w:szCs w:val="24"/>
+          <w:lang w:eastAsia="es-MX"/>
+        </w:rPr>
+      </w:pPr>
+    </w:p>
+    <w:p>
+      <w:pPr>
+        <w:pStyle w:val="Prrafodelista"/>
         <w:numPr>
           <w:ilvl w:val="0"/>
           <w:numId w:val="7"/>
@@ -292,8 +706,72 @@
           <w:szCs w:val="24"/>
           <w:lang w:eastAsia="es-MX"/>
         </w:rPr>
-        <w:t>¿Quién se encarga de coordinar y confirmar las citas actualmente (recepcionista, asistente, el mismo médico)?</w:t>
-      </w:r>
+        <w:t>¿Quién se encarga de coordinar y confirmar las citas actualmente (recepcionista, asistente, el mismo médico)</w:t>
+      </w:r>
+      <w:r>
+        <w:rPr>
+          <w:rFonts w:ascii="Arial" w:eastAsia="Times New Roman" w:hAnsi="Arial" w:cs="Arial"/>
+          <w:sz w:val="24"/>
+          <w:szCs w:val="24"/>
+          <w:lang w:eastAsia="es-MX"/>
+        </w:rPr>
+        <w:t>?</w:t>
+      </w:r>
+    </w:p>
+    <w:p>
+      <w:pPr>
+        <w:pStyle w:val="Prrafodelista"/>
+        <w:spacing w:before="100" w:beforeAutospacing="1" w:after="100" w:afterAutospacing="1" w:line="360" w:lineRule="auto"/>
+        <w:jc w:val="both"/>
+        <w:rPr>
+          <w:rFonts w:ascii="Arial" w:eastAsia="Times New Roman" w:hAnsi="Arial" w:cs="Arial"/>
+          <w:sz w:val="24"/>
+          <w:szCs w:val="24"/>
+          <w:lang w:eastAsia="es-MX"/>
+        </w:rPr>
+      </w:pPr>
+      <w:r>
+        <w:rPr>
+          <w:rFonts w:ascii="Arial" w:eastAsia="Times New Roman" w:hAnsi="Arial" w:cs="Arial"/>
+          <w:sz w:val="24"/>
+          <w:szCs w:val="24"/>
+          <w:lang w:eastAsia="es-MX"/>
+        </w:rPr>
+        <w:t xml:space="preserve">El </w:t>
+      </w:r>
+      <w:proofErr w:type="spellStart"/>
+      <w:r>
+        <w:rPr>
+          <w:rFonts w:ascii="Arial" w:eastAsia="Times New Roman" w:hAnsi="Arial" w:cs="Arial"/>
+          <w:sz w:val="24"/>
+          <w:szCs w:val="24"/>
+          <w:lang w:eastAsia="es-MX"/>
+        </w:rPr>
+        <w:t>medico</w:t>
+      </w:r>
+      <w:proofErr w:type="spellEnd"/>
+      <w:r>
+        <w:rPr>
+          <w:rFonts w:ascii="Arial" w:eastAsia="Times New Roman" w:hAnsi="Arial" w:cs="Arial"/>
+          <w:sz w:val="24"/>
+          <w:szCs w:val="24"/>
+          <w:lang w:eastAsia="es-MX"/>
+        </w:rPr>
+        <w:t xml:space="preserve"> y asistente personal.</w:t>
+      </w:r>
+    </w:p>
+    <w:p>
+      <w:pPr>
+        <w:pStyle w:val="Prrafodelista"/>
+        <w:spacing w:before="100" w:beforeAutospacing="1" w:after="100" w:afterAutospacing="1" w:line="360" w:lineRule="auto"/>
+        <w:jc w:val="both"/>
+        <w:rPr>
+          <w:rFonts w:ascii="Arial" w:eastAsia="Times New Roman" w:hAnsi="Arial" w:cs="Arial"/>
+          <w:sz w:val="24"/>
+          <w:szCs w:val="24"/>
+          <w:lang w:eastAsia="es-MX"/>
+        </w:rPr>
+      </w:pPr>
     </w:p>
     <w:p>
       <w:pPr>
@@ -324,6 +802,61 @@
     <w:p>
       <w:pPr>
         <w:pStyle w:val="Prrafodelista"/>
+        <w:spacing w:before="100" w:beforeAutospacing="1" w:after="100" w:afterAutospacing="1" w:line="360" w:lineRule="auto"/>
+        <w:jc w:val="both"/>
+        <w:rPr>
+          <w:rFonts w:ascii="Arial" w:eastAsia="Times New Roman" w:hAnsi="Arial" w:cs="Arial"/>
+          <w:sz w:val="24"/>
+          <w:szCs w:val="24"/>
+          <w:lang w:eastAsia="es-MX"/>
+        </w:rPr>
+      </w:pPr>
+      <w:r>
+        <w:rPr>
+          <w:rFonts w:ascii="Arial" w:eastAsia="Times New Roman" w:hAnsi="Arial" w:cs="Arial"/>
+          <w:sz w:val="24"/>
+          <w:szCs w:val="24"/>
+          <w:lang w:eastAsia="es-MX"/>
+        </w:rPr>
+        <w:t xml:space="preserve">Hay casos en los que los pacientes cancelan en ultimo momento, entonces le </w:t>
+      </w:r>
+      <w:proofErr w:type="spellStart"/>
+      <w:r>
+        <w:rPr>
+          <w:rFonts w:ascii="Arial" w:eastAsia="Times New Roman" w:hAnsi="Arial" w:cs="Arial"/>
+          <w:sz w:val="24"/>
+          <w:szCs w:val="24"/>
+          <w:lang w:eastAsia="es-MX"/>
+        </w:rPr>
+        <w:t>le</w:t>
+      </w:r>
+      <w:proofErr w:type="spellEnd"/>
+      <w:r>
+        <w:rPr>
+          <w:rFonts w:ascii="Arial" w:eastAsia="Times New Roman" w:hAnsi="Arial" w:cs="Arial"/>
+          <w:sz w:val="24"/>
+          <w:szCs w:val="24"/>
+          <w:lang w:eastAsia="es-MX"/>
+        </w:rPr>
+        <w:t xml:space="preserve"> indica al paciente enviar un mensaje como aviso antes de la cita.</w:t>
+      </w:r>
+    </w:p>
+    <w:p>
+      <w:pPr>
+        <w:pStyle w:val="Prrafodelista"/>
+        <w:spacing w:before="100" w:beforeAutospacing="1" w:after="100" w:afterAutospacing="1" w:line="360" w:lineRule="auto"/>
+        <w:jc w:val="both"/>
+        <w:rPr>
+          <w:rFonts w:ascii="Arial" w:eastAsia="Times New Roman" w:hAnsi="Arial" w:cs="Arial"/>
+          <w:sz w:val="24"/>
+          <w:szCs w:val="24"/>
+          <w:lang w:eastAsia="es-MX"/>
+        </w:rPr>
+      </w:pPr>
+    </w:p>
+    <w:p>
+      <w:pPr>
+        <w:pStyle w:val="Prrafodelista"/>
         <w:numPr>
           <w:ilvl w:val="0"/>
           <w:numId w:val="7"/>
@@ -350,6 +883,39 @@
     <w:p>
       <w:pPr>
         <w:pStyle w:val="Prrafodelista"/>
+        <w:rPr>
+          <w:rFonts w:ascii="Arial" w:eastAsia="Times New Roman" w:hAnsi="Arial" w:cs="Arial"/>
+          <w:sz w:val="24"/>
+          <w:szCs w:val="24"/>
+          <w:lang w:eastAsia="es-MX"/>
+        </w:rPr>
+      </w:pPr>
+      <w:r>
+        <w:rPr>
+          <w:rFonts w:ascii="Arial" w:eastAsia="Times New Roman" w:hAnsi="Arial" w:cs="Arial"/>
+          <w:sz w:val="24"/>
+          <w:szCs w:val="24"/>
+          <w:lang w:eastAsia="es-MX"/>
+        </w:rPr>
+        <w:t>Si que el medico las confirme manualmente</w:t>
+      </w:r>
+    </w:p>
+    <w:p>
+      <w:pPr>
+        <w:pStyle w:val="Prrafodelista"/>
+        <w:spacing w:before="100" w:beforeAutospacing="1" w:after="100" w:afterAutospacing="1" w:line="360" w:lineRule="auto"/>
+        <w:jc w:val="both"/>
+        <w:rPr>
+          <w:rFonts w:ascii="Arial" w:eastAsia="Times New Roman" w:hAnsi="Arial" w:cs="Arial"/>
+          <w:sz w:val="24"/>
+          <w:szCs w:val="24"/>
+          <w:lang w:eastAsia="es-MX"/>
+        </w:rPr>
+      </w:pPr>
+    </w:p>
+    <w:p>
+      <w:pPr>
+        <w:pStyle w:val="Prrafodelista"/>
         <w:numPr>
           <w:ilvl w:val="0"/>
           <w:numId w:val="7"/>
@@ -370,7 +936,47 @@
           <w:szCs w:val="24"/>
           <w:lang w:eastAsia="es-MX"/>
         </w:rPr>
-        <w:t>¿Hay algún procedimiento especial para registrar o priorizar ciertos pacientes (por ejemplo, urgencias, seguimiento postoperatorio, pacientes nuevos)?</w:t>
+        <w:t>¿Hay algún procedimiento especial para registrar o priorizar ciertos pacientes (por ejemplo, urgencias, seguimiento postoperatorio, pacientes nuevos)</w:t>
+      </w:r>
+      <w:r>
+        <w:rPr>
+          <w:rFonts w:ascii="Arial" w:eastAsia="Times New Roman" w:hAnsi="Arial" w:cs="Arial"/>
+          <w:sz w:val="24"/>
+          <w:szCs w:val="24"/>
+          <w:lang w:eastAsia="es-MX"/>
+        </w:rPr>
+        <w:t>?</w:t>
+      </w:r>
+    </w:p>
+    <w:p>
+      <w:pPr>
+        <w:pStyle w:val="Prrafodelista"/>
+        <w:spacing w:before="100" w:beforeAutospacing="1" w:after="100" w:afterAutospacing="1" w:line="360" w:lineRule="auto"/>
+        <w:jc w:val="both"/>
+        <w:rPr>
+          <w:rFonts w:ascii="Arial" w:eastAsia="Times New Roman" w:hAnsi="Arial" w:cs="Arial"/>
+          <w:sz w:val="24"/>
+          <w:szCs w:val="24"/>
+          <w:lang w:eastAsia="es-MX"/>
+        </w:rPr>
+      </w:pPr>
+      <w:r>
+        <w:rPr>
+          <w:rFonts w:ascii="Arial" w:eastAsia="Times New Roman" w:hAnsi="Arial" w:cs="Arial"/>
+          <w:sz w:val="24"/>
+          <w:szCs w:val="24"/>
+          <w:lang w:eastAsia="es-MX"/>
+        </w:rPr>
+        <w:t>No</w:t>
+      </w:r>
+      <w:r>
+        <w:rPr>
+          <w:rFonts w:ascii="Arial" w:eastAsia="Times New Roman" w:hAnsi="Arial" w:cs="Arial"/>
+          <w:sz w:val="24"/>
+          <w:szCs w:val="24"/>
+          <w:lang w:eastAsia="es-MX"/>
+        </w:rPr>
+        <w:t>, es muy poco probable que ocurra.</w:t>
       </w:r>
     </w:p>
     <w:p>
@@ -402,6 +1008,30 @@
     <w:p>
       <w:pPr>
         <w:pStyle w:val="Prrafodelista"/>
+        <w:rPr>
+          <w:rFonts w:ascii="Arial" w:eastAsia="Times New Roman" w:hAnsi="Arial" w:cs="Arial"/>
+          <w:sz w:val="24"/>
+          <w:szCs w:val="24"/>
+          <w:lang w:eastAsia="es-MX"/>
+        </w:rPr>
+      </w:pPr>
+    </w:p>
+    <w:p>
+      <w:pPr>
+        <w:pStyle w:val="Prrafodelista"/>
+        <w:spacing w:before="100" w:beforeAutospacing="1" w:after="100" w:afterAutospacing="1" w:line="360" w:lineRule="auto"/>
+        <w:jc w:val="both"/>
+        <w:rPr>
+          <w:rFonts w:ascii="Arial" w:eastAsia="Times New Roman" w:hAnsi="Arial" w:cs="Arial"/>
+          <w:sz w:val="24"/>
+          <w:szCs w:val="24"/>
+          <w:lang w:eastAsia="es-MX"/>
+        </w:rPr>
+      </w:pPr>
+    </w:p>
+    <w:p>
+      <w:pPr>
+        <w:pStyle w:val="Prrafodelista"/>
         <w:numPr>
           <w:ilvl w:val="0"/>
           <w:numId w:val="7"/>
@@ -428,6 +1058,28 @@
     <w:p>
       <w:pPr>
         <w:pStyle w:val="Prrafodelista"/>
+        <w:spacing w:before="100" w:beforeAutospacing="1" w:after="100" w:afterAutospacing="1" w:line="360" w:lineRule="auto"/>
+        <w:jc w:val="both"/>
+        <w:rPr>
+          <w:rFonts w:ascii="Arial" w:eastAsia="Times New Roman" w:hAnsi="Arial" w:cs="Arial"/>
+          <w:sz w:val="24"/>
+          <w:szCs w:val="24"/>
+          <w:lang w:eastAsia="es-MX"/>
+        </w:rPr>
+      </w:pPr>
+      <w:r>
+        <w:rPr>
+          <w:rFonts w:ascii="Arial" w:eastAsia="Times New Roman" w:hAnsi="Arial" w:cs="Arial"/>
+          <w:sz w:val="24"/>
+          <w:szCs w:val="24"/>
+          <w:lang w:eastAsia="es-MX"/>
+        </w:rPr>
+        <w:t>30 minutos de anticipación.</w:t>
+      </w:r>
+    </w:p>
+    <w:p>
+      <w:pPr>
+        <w:pStyle w:val="Prrafodelista"/>
         <w:numPr>
           <w:ilvl w:val="0"/>
           <w:numId w:val="7"/>
@@ -454,6 +1106,39 @@
     <w:p>
       <w:pPr>
         <w:pStyle w:val="Prrafodelista"/>
+        <w:rPr>
+          <w:rFonts w:ascii="Arial" w:eastAsia="Times New Roman" w:hAnsi="Arial" w:cs="Arial"/>
+          <w:sz w:val="24"/>
+          <w:szCs w:val="24"/>
+          <w:lang w:eastAsia="es-MX"/>
+        </w:rPr>
+      </w:pPr>
+      <w:r>
+        <w:rPr>
+          <w:rFonts w:ascii="Arial" w:eastAsia="Times New Roman" w:hAnsi="Arial" w:cs="Arial"/>
+          <w:sz w:val="24"/>
+          <w:szCs w:val="24"/>
+          <w:lang w:eastAsia="es-MX"/>
+        </w:rPr>
+        <w:t xml:space="preserve">En caso de complicaciones, que normalmente no han existido casos </w:t>
+      </w:r>
+    </w:p>
+    <w:p>
+      <w:pPr>
+        <w:pStyle w:val="Prrafodelista"/>
+        <w:spacing w:before="100" w:beforeAutospacing="1" w:after="100" w:afterAutospacing="1" w:line="360" w:lineRule="auto"/>
+        <w:jc w:val="both"/>
+        <w:rPr>
+          <w:rFonts w:ascii="Arial" w:eastAsia="Times New Roman" w:hAnsi="Arial" w:cs="Arial"/>
+          <w:sz w:val="24"/>
+          <w:szCs w:val="24"/>
+          <w:lang w:eastAsia="es-MX"/>
+        </w:rPr>
+      </w:pPr>
+    </w:p>
+    <w:p>
+      <w:pPr>
+        <w:pStyle w:val="Prrafodelista"/>
         <w:numPr>
           <w:ilvl w:val="0"/>
           <w:numId w:val="7"/>
@@ -476,6 +1161,28 @@
         </w:rPr>
         <w:t>¿Desea bloquear fechas específicas debido a vacaciones, congresos u otros eventos?</w:t>
       </w:r>
+      <w:r>
+        <w:rPr>
+          <w:rFonts w:ascii="Arial" w:eastAsia="Times New Roman" w:hAnsi="Arial" w:cs="Arial"/>
+          <w:sz w:val="24"/>
+          <w:szCs w:val="24"/>
+          <w:lang w:eastAsia="es-MX"/>
+        </w:rPr>
+        <w:t xml:space="preserve"> Si</w:t>
+      </w:r>
+    </w:p>
+    <w:p>
+      <w:pPr>
+        <w:pStyle w:val="Prrafodelista"/>
+        <w:spacing w:before="100" w:beforeAutospacing="1" w:after="100" w:afterAutospacing="1" w:line="360" w:lineRule="auto"/>
+        <w:jc w:val="both"/>
+        <w:rPr>
+          <w:rFonts w:ascii="Arial" w:eastAsia="Times New Roman" w:hAnsi="Arial" w:cs="Arial"/>
+          <w:sz w:val="24"/>
+          <w:szCs w:val="24"/>
+          <w:lang w:eastAsia="es-MX"/>
+        </w:rPr>
+      </w:pPr>
     </w:p>
     <w:p>
       <w:pPr>
@@ -506,6 +1213,39 @@
     <w:p>
       <w:pPr>
         <w:pStyle w:val="Prrafodelista"/>
+        <w:rPr>
+          <w:rFonts w:ascii="Arial" w:eastAsia="Times New Roman" w:hAnsi="Arial" w:cs="Arial"/>
+          <w:sz w:val="24"/>
+          <w:szCs w:val="24"/>
+          <w:lang w:eastAsia="es-MX"/>
+        </w:rPr>
+      </w:pPr>
+      <w:r>
+        <w:rPr>
+          <w:rFonts w:ascii="Arial" w:eastAsia="Times New Roman" w:hAnsi="Arial" w:cs="Arial"/>
+          <w:sz w:val="24"/>
+          <w:szCs w:val="24"/>
+          <w:lang w:eastAsia="es-MX"/>
+        </w:rPr>
+        <w:t>Si.</w:t>
+      </w:r>
+    </w:p>
+    <w:p>
+      <w:pPr>
+        <w:pStyle w:val="Prrafodelista"/>
+        <w:spacing w:before="100" w:beforeAutospacing="1" w:after="100" w:afterAutospacing="1" w:line="360" w:lineRule="auto"/>
+        <w:jc w:val="both"/>
+        <w:rPr>
+          <w:rFonts w:ascii="Arial" w:eastAsia="Times New Roman" w:hAnsi="Arial" w:cs="Arial"/>
+          <w:sz w:val="24"/>
+          <w:szCs w:val="24"/>
+          <w:lang w:eastAsia="es-MX"/>
+        </w:rPr>
+      </w:pPr>
+    </w:p>
+    <w:p>
+      <w:pPr>
+        <w:pStyle w:val="Prrafodelista"/>
         <w:numPr>
           <w:ilvl w:val="0"/>
           <w:numId w:val="7"/>
@@ -532,6 +1272,28 @@
     <w:p>
       <w:pPr>
         <w:pStyle w:val="Prrafodelista"/>
+        <w:spacing w:before="100" w:beforeAutospacing="1" w:after="100" w:afterAutospacing="1" w:line="360" w:lineRule="auto"/>
+        <w:jc w:val="both"/>
+        <w:rPr>
+          <w:rFonts w:ascii="Arial" w:eastAsia="Times New Roman" w:hAnsi="Arial" w:cs="Arial"/>
+          <w:sz w:val="24"/>
+          <w:szCs w:val="24"/>
+          <w:lang w:eastAsia="es-MX"/>
+        </w:rPr>
+      </w:pPr>
+      <w:r>
+        <w:rPr>
+          <w:rFonts w:ascii="Arial" w:eastAsia="Times New Roman" w:hAnsi="Arial" w:cs="Arial"/>
+          <w:sz w:val="24"/>
+          <w:szCs w:val="24"/>
+          <w:lang w:eastAsia="es-MX"/>
+        </w:rPr>
+        <w:t>No, para agendar de manera sencilla</w:t>
+      </w:r>
+    </w:p>
+    <w:p>
+      <w:pPr>
+        <w:pStyle w:val="Prrafodelista"/>
         <w:numPr>
           <w:ilvl w:val="0"/>
           <w:numId w:val="7"/>
@@ -552,9 +1314,41 @@
           <w:szCs w:val="24"/>
           <w:lang w:eastAsia="es-MX"/>
         </w:rPr>
-        <w:lastRenderedPageBreak/>
         <w:t>¿Desea que los pacientes puedan consultar su historial de citas dentro de la app?</w:t>
       </w:r>
+    </w:p>
+    <w:p>
+      <w:pPr>
+        <w:pStyle w:val="Prrafodelista"/>
+        <w:rPr>
+          <w:rFonts w:ascii="Arial" w:eastAsia="Times New Roman" w:hAnsi="Arial" w:cs="Arial"/>
+          <w:sz w:val="24"/>
+          <w:szCs w:val="24"/>
+          <w:lang w:eastAsia="es-MX"/>
+        </w:rPr>
+      </w:pPr>
+      <w:r>
+        <w:rPr>
+          <w:rFonts w:ascii="Arial" w:eastAsia="Times New Roman" w:hAnsi="Arial" w:cs="Arial"/>
+          <w:sz w:val="24"/>
+          <w:szCs w:val="24"/>
+          <w:lang w:eastAsia="es-MX"/>
+        </w:rPr>
+        <w:t>Si</w:t>
+      </w:r>
+    </w:p>
+    <w:p>
+      <w:pPr>
+        <w:pStyle w:val="Prrafodelista"/>
+        <w:spacing w:before="100" w:beforeAutospacing="1" w:after="100" w:afterAutospacing="1" w:line="360" w:lineRule="auto"/>
+        <w:jc w:val="both"/>
+        <w:rPr>
+          <w:rFonts w:ascii="Arial" w:eastAsia="Times New Roman" w:hAnsi="Arial" w:cs="Arial"/>
+          <w:sz w:val="24"/>
+          <w:szCs w:val="24"/>
+          <w:lang w:eastAsia="es-MX"/>
+        </w:rPr>
+      </w:pPr>
     </w:p>
     <w:p>
       <w:pPr>
@@ -581,6 +1375,28 @@
         </w:rPr>
         <w:t>¿Desea incluir información adicional sobre los servicios o tratamientos que ofrece en la app?</w:t>
       </w:r>
+      <w:r>
+        <w:rPr>
+          <w:rFonts w:ascii="Arial" w:eastAsia="Times New Roman" w:hAnsi="Arial" w:cs="Arial"/>
+          <w:sz w:val="24"/>
+          <w:szCs w:val="24"/>
+          <w:lang w:eastAsia="es-MX"/>
+        </w:rPr>
+        <w:t xml:space="preserve"> Si</w:t>
+      </w:r>
+    </w:p>
+    <w:p>
+      <w:pPr>
+        <w:pStyle w:val="Prrafodelista"/>
+        <w:spacing w:before="100" w:beforeAutospacing="1" w:after="100" w:afterAutospacing="1" w:line="360" w:lineRule="auto"/>
+        <w:jc w:val="both"/>
+        <w:rPr>
+          <w:rFonts w:ascii="Arial" w:eastAsia="Times New Roman" w:hAnsi="Arial" w:cs="Arial"/>
+          <w:sz w:val="24"/>
+          <w:szCs w:val="24"/>
+          <w:lang w:eastAsia="es-MX"/>
+        </w:rPr>
+      </w:pPr>
     </w:p>
     <w:p>
       <w:pPr>
@@ -607,6 +1423,15 @@
         </w:rPr>
         <w:t>¿Existe algún otro detalle relevante para la gestión de citas que considere importante incluir en la aplicación?</w:t>
       </w:r>
+      <w:r>
+        <w:rPr>
+          <w:rFonts w:ascii="Arial" w:eastAsia="Times New Roman" w:hAnsi="Arial" w:cs="Arial"/>
+          <w:sz w:val="24"/>
+          <w:szCs w:val="24"/>
+          <w:lang w:eastAsia="es-MX"/>
+        </w:rPr>
+        <w:t xml:space="preserve"> </w:t>
+      </w:r>
     </w:p>
     <w:p>
       <w:pPr>
@@ -631,8 +1456,6 @@
           <w:lang w:eastAsia="es-MX"/>
         </w:rPr>
       </w:pPr>
-      <w:bookmarkStart w:id="0" w:name="_GoBack"/>
-      <w:bookmarkEnd w:id="0"/>
     </w:p>
     <w:sectPr>
       <w:pgSz w:w="12240" w:h="15840"/>
@@ -645,7 +1468,7 @@
 </file>
 
 <file path=word/numbering.xml><?xml version="1.0" encoding="utf-8"?>
-<w:numbering xmlns:wpc="http://schemas.microsoft.com/office/word/2010/wordprocessingCanvas" xmlns:cx="http://schemas.microsoft.com/office/drawing/2014/chartex" xmlns:cx1="http://schemas.microsoft.com/office/drawing/2015/9/8/chartex" xmlns:cx2="http://schemas.microsoft.com/office/drawing/2015/10/21/chartex" xmlns:cx3="http://schemas.microsoft.com/office/drawing/2016/5/9/chartex" xmlns:cx4="http://schemas.microsoft.com/office/drawing/2016/5/10/chartex" xmlns:cx5="http://schemas.microsoft.com/office/drawing/2016/5/11/chartex" xmlns:cx6="http://schemas.microsoft.com/office/drawing/2016/5/12/chartex" xmlns:cx7="http://schemas.microsoft.com/office/drawing/2016/5/13/chartex" xmlns:cx8="http://schemas.microsoft.com/office/drawing/2016/5/14/chartex" xmlns:mc="http://schemas.openxmlformats.org/markup-compatibility/2006" xmlns:aink="http://schemas.microsoft.com/office/drawing/2016/ink" xmlns:am3d="http://schemas.microsoft.com/office/drawing/2017/model3d" xmlns:o="urn:schemas-microsoft-com:office:office" xmlns:r="http://schemas.openxmlformats.org/officeDocument/2006/relationships" xmlns:m="http://schemas.openxmlformats.org/officeDocument/2006/math" xmlns:v="urn:schemas-microsoft-com:vml" xmlns:wp14="http://schemas.microsoft.com/office/word/2010/wordprocessingDrawing" xmlns:wp="http://schemas.openxmlformats.org/drawingml/2006/wordprocessingDrawing" xmlns:w10="urn:schemas-microsoft-com:office:word" xmlns:w="http://schemas.openxmlformats.org/wordprocessingml/2006/main" xmlns:w14="http://schemas.microsoft.com/office/word/2010/wordml" xmlns:w15="http://schemas.microsoft.com/office/word/2012/wordml" xmlns:w16cid="http://schemas.microsoft.com/office/word/2016/wordml/cid" xmlns:w16se="http://schemas.microsoft.com/office/word/2015/wordml/symex" xmlns:wpg="http://schemas.microsoft.com/office/word/2010/wordprocessingGroup" xmlns:wpi="http://schemas.microsoft.com/office/word/2010/wordprocessingInk" xmlns:wne="http://schemas.microsoft.com/office/word/2006/wordml" xmlns:wps="http://schemas.microsoft.com/office/word/2010/wordprocessingShape" mc:Ignorable="w14 w15 w16se w16cid wp14">
+<w:numbering xmlns:wpc="http://schemas.microsoft.com/office/word/2010/wordprocessingCanvas" xmlns:cx="http://schemas.microsoft.com/office/drawing/2014/chartex" xmlns:cx1="http://schemas.microsoft.com/office/drawing/2015/9/8/chartex" xmlns:cx2="http://schemas.microsoft.com/office/drawing/2015/10/21/chartex" xmlns:cx3="http://schemas.microsoft.com/office/drawing/2016/5/9/chartex" xmlns:cx4="http://schemas.microsoft.com/office/drawing/2016/5/10/chartex" xmlns:cx5="http://schemas.microsoft.com/office/drawing/2016/5/11/chartex" xmlns:cx6="http://schemas.microsoft.com/office/drawing/2016/5/12/chartex" xmlns:cx7="http://schemas.microsoft.com/office/drawing/2016/5/13/chartex" xmlns:cx8="http://schemas.microsoft.com/office/drawing/2016/5/14/chartex" xmlns:mc="http://schemas.openxmlformats.org/markup-compatibility/2006" xmlns:aink="http://schemas.microsoft.com/office/drawing/2016/ink" xmlns:am3d="http://schemas.microsoft.com/office/drawing/2017/model3d" xmlns:o="urn:schemas-microsoft-com:office:office" xmlns:oel="http://schemas.microsoft.com/office/2019/extlst" xmlns:r="http://schemas.openxmlformats.org/officeDocument/2006/relationships" xmlns:m="http://schemas.openxmlformats.org/officeDocument/2006/math" xmlns:v="urn:schemas-microsoft-com:vml" xmlns:wp14="http://schemas.microsoft.com/office/word/2010/wordprocessingDrawing" xmlns:wp="http://schemas.openxmlformats.org/drawingml/2006/wordprocessingDrawing" xmlns:w10="urn:schemas-microsoft-com:office:word" xmlns:w="http://schemas.openxmlformats.org/wordprocessingml/2006/main" xmlns:w14="http://schemas.microsoft.com/office/word/2010/wordml" xmlns:w15="http://schemas.microsoft.com/office/word/2012/wordml" xmlns:w16cex="http://schemas.microsoft.com/office/word/2018/wordml/cex" xmlns:w16cid="http://schemas.microsoft.com/office/word/2016/wordml/cid" xmlns:w16="http://schemas.microsoft.com/office/word/2018/wordml" xmlns:w16sdtdh="http://schemas.microsoft.com/office/word/2020/wordml/sdtdatahash" xmlns:w16se="http://schemas.microsoft.com/office/word/2015/wordml/symex" xmlns:wpg="http://schemas.microsoft.com/office/word/2010/wordprocessingGroup" xmlns:wpi="http://schemas.microsoft.com/office/word/2010/wordprocessingInk" xmlns:wne="http://schemas.microsoft.com/office/word/2006/wordml" xmlns:wps="http://schemas.microsoft.com/office/word/2010/wordprocessingShape" mc:Ignorable="w14 w15 w16se w16cid w16 w16cex w16sdtdh wp14">
   <w:abstractNum w:abstractNumId="0" w15:restartNumberingAfterBreak="0">
     <w:nsid w:val="06213F2C"/>
     <w:multiLevelType w:val="multilevel"/>
@@ -1522,35 +2345,35 @@
       </w:pPr>
     </w:lvl>
   </w:abstractNum>
-  <w:num w:numId="1">
+  <w:num w:numId="1" w16cid:durableId="1340309095">
     <w:abstractNumId w:val="3"/>
   </w:num>
-  <w:num w:numId="2">
+  <w:num w:numId="2" w16cid:durableId="502278900">
     <w:abstractNumId w:val="1"/>
   </w:num>
-  <w:num w:numId="3">
+  <w:num w:numId="3" w16cid:durableId="133958383">
     <w:abstractNumId w:val="4"/>
   </w:num>
-  <w:num w:numId="4">
+  <w:num w:numId="4" w16cid:durableId="830103073">
     <w:abstractNumId w:val="6"/>
   </w:num>
-  <w:num w:numId="5">
+  <w:num w:numId="5" w16cid:durableId="1750929842">
     <w:abstractNumId w:val="5"/>
   </w:num>
-  <w:num w:numId="6">
+  <w:num w:numId="6" w16cid:durableId="218176980">
     <w:abstractNumId w:val="0"/>
   </w:num>
-  <w:num w:numId="7">
+  <w:num w:numId="7" w16cid:durableId="824859138">
     <w:abstractNumId w:val="7"/>
   </w:num>
-  <w:num w:numId="8">
+  <w:num w:numId="8" w16cid:durableId="124350533">
     <w:abstractNumId w:val="2"/>
   </w:num>
 </w:numbering>
 </file>
 
 <file path=word/styles.xml><?xml version="1.0" encoding="utf-8"?>
-<w:styles xmlns:mc="http://schemas.openxmlformats.org/markup-compatibility/2006" xmlns:r="http://schemas.openxmlformats.org/officeDocument/2006/relationships" xmlns:w="http://schemas.openxmlformats.org/wordprocessingml/2006/main" xmlns:w14="http://schemas.microsoft.com/office/word/2010/wordml" xmlns:w15="http://schemas.microsoft.com/office/word/2012/wordml" xmlns:w16cid="http://schemas.microsoft.com/office/word/2016/wordml/cid" xmlns:w16se="http://schemas.microsoft.com/office/word/2015/wordml/symex" mc:Ignorable="w14 w15 w16se w16cid">
+<w:styles xmlns:mc="http://schemas.openxmlformats.org/markup-compatibility/2006" xmlns:r="http://schemas.openxmlformats.org/officeDocument/2006/relationships" xmlns:w="http://schemas.openxmlformats.org/wordprocessingml/2006/main" xmlns:w14="http://schemas.microsoft.com/office/word/2010/wordml" xmlns:w15="http://schemas.microsoft.com/office/word/2012/wordml" xmlns:w16cex="http://schemas.microsoft.com/office/word/2018/wordml/cex" xmlns:w16cid="http://schemas.microsoft.com/office/word/2016/wordml/cid" xmlns:w16="http://schemas.microsoft.com/office/word/2018/wordml" xmlns:w16sdtdh="http://schemas.microsoft.com/office/word/2020/wordml/sdtdatahash" xmlns:w16se="http://schemas.microsoft.com/office/word/2015/wordml/symex" mc:Ignorable="w14 w15 w16se w16cid w16 w16cex w16sdtdh">
   <w:docDefaults>
     <w:rPrDefault>
       <w:rPr>
@@ -1566,7 +2389,7 @@
       </w:pPr>
     </w:pPrDefault>
   </w:docDefaults>
-  <w:latentStyles w:defLockedState="0" w:defUIPriority="99" w:defSemiHidden="0" w:defUnhideWhenUsed="0" w:defQFormat="0" w:count="375">
+  <w:latentStyles w:defLockedState="0" w:defUIPriority="99" w:defSemiHidden="0" w:defUnhideWhenUsed="0" w:defQFormat="0" w:count="376">
     <w:lsdException w:name="Normal" w:uiPriority="0" w:qFormat="1"/>
     <w:lsdException w:name="heading 1" w:uiPriority="9" w:qFormat="1"/>
     <w:lsdException w:name="heading 2" w:semiHidden="1" w:uiPriority="9" w:unhideWhenUsed="1" w:qFormat="1"/>
@@ -1942,6 +2765,7 @@
     <w:lsdException w:name="Smart Hyperlink" w:semiHidden="1" w:unhideWhenUsed="1"/>
     <w:lsdException w:name="Hashtag" w:semiHidden="1" w:unhideWhenUsed="1"/>
     <w:lsdException w:name="Unresolved Mention" w:semiHidden="1" w:unhideWhenUsed="1"/>
+    <w:lsdException w:name="Smart Link" w:semiHidden="1" w:unhideWhenUsed="1"/>
   </w:latentStyles>
   <w:style w:type="paragraph" w:default="1" w:styleId="Normal">
     <w:name w:val="Normal"/>
@@ -1990,7 +2814,6 @@
   <w:style w:type="character" w:default="1" w:styleId="Fuentedeprrafopredeter">
     <w:name w:val="Default Paragraph Font"/>
     <w:uiPriority w:val="1"/>
-    <w:semiHidden/>
     <w:unhideWhenUsed/>
   </w:style>
   <w:style w:type="table" w:default="1" w:styleId="Tablanormal">
